--- a/L_000-0X26_D_00XXXXX-XX_PRF_ENVOLVIDO_CR_MAC_SP_SLE.docx
+++ b/L_000-0X26_D_00XXXXX-XX_PRF_ENVOLVIDO_CR_MAC_SP_SLE.docx
@@ -4539,7 +4539,7 @@
                 <w:sz w:val="20"/>
                 <w:szCs w:val="20"/>
               </w:rPr>
-              <w:t>[DESTINO]</w:t>
+              <w:t>ETAPA</w:t>
             </w:r>
           </w:p>
         </w:tc>

--- a/L_000-0X26_D_00XXXXX-XX_PRF_ENVOLVIDO_CR_MAC_SP_SLE.docx
+++ b/L_000-0X26_D_00XXXXX-XX_PRF_ENVOLVIDO_CR_MAC_SP_SLE.docx
@@ -123,7 +123,7 @@
           <w:sz w:val="24"/>
           <w:szCs w:val="24"/>
         </w:rPr>
-        <w:t>27</w:t>
+        <w:t>[TOTAL]</w:t>
       </w:r>
       <w:r>
         <w:rPr>
@@ -6032,7 +6032,7 @@
           <w:sz w:val="20"/>
           <w:szCs w:val="20"/>
         </w:rPr>
-        <w:t>PERITO CRIMINAL — Mat. 218915-1</w:t>
+        <w:t>PERITO CRIMINAL — Matrícula: 218915-1</w:t>
       </w:r>
     </w:p>
     <w:p>
